--- a/docs/releases/Angerona_1.15_Security_Patch_Summary.docx
+++ b/docs/releases/Angerona_1.15_Security_Patch_Summary.docx
@@ -242,12 +242,12 @@
     </w:p>
     <w:p>
       <w:r>
-        <w:t>The earlier 180-second Full observation retained a 4,446-record initial gap. The final logging-enabled 120-second session retained a separate 2,898-record gap and 268 new events, with 75/75 workers running but native ETW/Sysmon unavailable and 69 collector states unknown. No confirmed breach was established. CPU cost and UI delays remain; the sessions are not a controlled benchmark.</w:t>
+        <w:t>The earlier 180-second Full observation retained a 4,446-record initial gap. A later logging-enabled 120-second session retained a separate 2,898-record gap and 268 new events, with 75/75 workers running but native ETW/Sysmon unavailable and 69 collector states unknown. No confirmed breach was established. CPU cost and UI delays remain; the sessions are not a controlled benchmark.</w:t>
       </w:r>
     </w:p>
     <w:p>
       <w:r>
-        <w:t>Final STOP retired all retained generations with actual Core exit zero and unchanged source/preferences. Observation acceptance still failed on two process-inventory bounds; count versus deadline cause is unknown. A prior session's native shutdown crash remains unresolved. Both crash logs later disappeared for an unproved reason; private diagnostic text is preserved. The 55-pass logging patch verifies arming visibility, not complete capture or crash repair.</w:t>
+        <w:t>That session's STOP retired all retained generations with actual Core exit zero and unchanged source/preferences. Observation acceptance still failed on two process-inventory bounds; count versus deadline cause is unknown. A prior session's native shutdown crash remains unresolved. Both crash logs later disappeared for an unproved reason; private diagnostic text is preserved. The 55-pass logging patch verifies arming visibility, not complete capture or crash repair. The subsequent follow-up records the final changed-source lifecycle result separately.</w:t>
       </w:r>
     </w:p>
     <w:p>
@@ -273,6 +273,109 @@
             <w:color w:val="175A8E"/>
           </w:rPr>
           <w:t>Master Manual security flow</w:t>
+        </w:r>
+      </w:hyperlink>
+    </w:p>
+    <w:p>
+      <w:r>
+        <w:br w:type="page"/>
+      </w:r>
+    </w:p>
+    <w:p>
+      <w:pPr>
+        <w:pStyle w:val="Heading1"/>
+      </w:pPr>
+      <w:r>
+        <w:t>Windows metadata and validation follow up</w:t>
+      </w:r>
+    </w:p>
+    <w:p>
+      <w:r>
+        <w:rPr>
+          <w:b/>
+        </w:rPr>
+        <w:t xml:space="preserve">Implemented: </w:t>
+      </w:r>
+      <w:r>
+        <w:t>New recorder pending, scratch and writer-lock files receive explicit current-token-user ownership and a protected private DACL before data. Opened-object security, file identity and single-link checks gate admission. Existing inherited private files are accepted; unsuitable existing objects remain preserved and held.</w:t>
+      </w:r>
+    </w:p>
+    <w:p>
+      <w:r>
+        <w:rPr>
+          <w:b/>
+        </w:rPr>
+        <w:t xml:space="preserve">Boundary: </w:t>
+      </w:r>
+      <w:r>
+        <w:t>Native-to-CRT transfer has one owner. Uncertain creation, transfer or close retains custody and fences optional recorder replacement while the SQLite protection writer remains usable. Default lease callers and POSIX mode 0600 remain unchanged. Parent-directory checks are path checks, not retained directory leases; same-user, administrator and kernel limitations remain.</w:t>
+      </w:r>
+    </w:p>
+    <w:p>
+      <w:r>
+        <w:rPr>
+          <w:b/>
+        </w:rPr>
+        <w:t xml:space="preserve">Setup and updates: </w:t>
+      </w:r>
+      <w:r>
+        <w:t>Full Setup exposes optional public witness enrollment/storage values and points to running-dashboard protected identity controls. It stores TLS file paths, not private key contents. Witnessing stays off by default; its unavailability does not block local protection. Release fixtures use explicit installed versions while product equal-version and downgrade rejection remain intact.</w:t>
+      </w:r>
+    </w:p>
+    <w:p>
+      <w:r>
+        <w:rPr>
+          <w:b/>
+        </w:rPr>
+        <w:t xml:space="preserve">Validation: </w:t>
+      </w:r>
+      <w:r>
+        <w:t>Recorder checks covered 82 distinct cases across two runs: 79 passes and three fixture failures, then three corrected-fixture passes on unchanged product bytes. This is not a single 82-pass run. Setup/updater checks reported 167 passes. Overlapping local cohorts are not summed, and local repairs are separate from fresh hosted CI. The ordinary probe did not reproduce the proposed elevated-CI token-owner cause.</w:t>
+      </w:r>
+    </w:p>
+    <w:p>
+      <w:r>
+        <w:rPr>
+          <w:b/>
+        </w:rPr>
+        <w:t xml:space="preserve">Latest observation: </w:t>
+      </w:r>
+      <w:r>
+        <w:t>The final changed-source 120-second Full/STOP met bounded lifecycle acceptance: native exit zero, all 52 observed generations retired and unchanged source/preferences. Yet 17 workers were critical, 34 degraded, one failed and 69 sensor states unknown. Fresh status and paint followed the single Full invocation after about 60 seconds; this is a settling delay, not click latency. The earlier P0 native crash remains unresolved.</w:t>
+      </w:r>
+    </w:p>
+    <w:p>
+      <w:r>
+        <w:rPr>
+          <w:b/>
+        </w:rPr>
+        <w:t xml:space="preserve">Operational limits: </w:t>
+      </w:r>
+      <w:r>
+        <w:t>Core and inventory CPU remained substantial; separate native requests had partial ordinary-user coverage and a changing-process profile was held. A batch-map improvement changed the private observer only. No product speedup, complete child discovery or all-detector pass follows. Retained historical diagnostics are not fresh collector verification.</w:t>
+      </w:r>
+    </w:p>
+    <w:p>
+      <w:r>
+        <w:rPr>
+          <w:b/>
+        </w:rPr>
+        <w:t xml:space="preserve">Alert precision: </w:t>
+      </w:r>
+      <w:r>
+        <w:t>Messages now distinguish assurance gaps, KEV review candidates and configured startup references from proven regressions, applicability and execution. Severity, evidence and approval decisions remain. The reviewed redacted alerts did not establish either compromise or a clean host.</w:t>
+      </w:r>
+    </w:p>
+    <w:p>
+      <w:pPr>
+        <w:spacing w:after="60"/>
+      </w:pPr>
+      <w:hyperlink r:id="rId12">
+        <w:r>
+          <w:rPr>
+            <w:color w:val="175A8E"/>
+          </w:rPr>
+          <w:t>Sanitized follow-up evidence and remaining acceptance</w:t>
         </w:r>
       </w:hyperlink>
     </w:p>
@@ -378,7 +481,7 @@
       <w:pPr>
         <w:spacing w:after="60"/>
       </w:pPr>
-      <w:hyperlink r:id="rId12">
+      <w:hyperlink r:id="rId13">
         <w:r>
           <w:rPr>
             <w:color w:val="175A8E"/>
@@ -489,7 +592,7 @@
       <w:pPr>
         <w:spacing w:after="60"/>
       </w:pPr>
-      <w:hyperlink r:id="rId13">
+      <w:hyperlink r:id="rId14">
         <w:r>
           <w:rPr>
             <w:color w:val="175A8E"/>
@@ -600,7 +703,7 @@
       <w:pPr>
         <w:spacing w:after="60"/>
       </w:pPr>
-      <w:hyperlink r:id="rId14">
+      <w:hyperlink r:id="rId15">
         <w:r>
           <w:rPr>
             <w:color w:val="175A8E"/>
@@ -711,7 +814,7 @@
       <w:pPr>
         <w:spacing w:after="60"/>
       </w:pPr>
-      <w:hyperlink r:id="rId15">
+      <w:hyperlink r:id="rId16">
         <w:r>
           <w:rPr>
             <w:color w:val="175A8E"/>
@@ -822,7 +925,7 @@
       <w:pPr>
         <w:spacing w:after="60"/>
       </w:pPr>
-      <w:hyperlink r:id="rId16">
+      <w:hyperlink r:id="rId17">
         <w:r>
           <w:rPr>
             <w:color w:val="175A8E"/>
@@ -835,7 +938,7 @@
       <w:pPr>
         <w:spacing w:after="60"/>
       </w:pPr>
-      <w:hyperlink r:id="rId17">
+      <w:hyperlink r:id="rId18">
         <w:r>
           <w:rPr>
             <w:color w:val="175A8E"/>
@@ -2033,7 +2136,7 @@
       <w:pPr>
         <w:spacing w:after="60"/>
       </w:pPr>
-      <w:hyperlink r:id="rId18">
+      <w:hyperlink r:id="rId19">
         <w:r>
           <w:rPr>
             <w:color w:val="175A8E"/>

--- a/docs/releases/Angerona_1.15_Security_Patch_Summary.docx
+++ b/docs/releases/Angerona_1.15_Security_Patch_Summary.docx
@@ -96,7 +96,7 @@
         <w:t xml:space="preserve">Implemented: </w:t>
       </w:r>
       <w:r>
-        <w:t>A bounded event path correlates WER creation/access observations with current native-owned PID/birth/role context. Stronger correlation requires source identities and GUID evidence; incomplete records remain leads or coverage gaps.</w:t>
+        <w:t>WER creation/access records correlate with cached native-owned PID/birth/role context, acquired before one shared admission/correlation clock. Typed gaps preserve strict expiry/authentication. Stronger correlation requires source identities/GUIDs; incomplete records remain leads or gaps.</w:t>
       </w:r>
     </w:p>
     <w:p>
@@ -341,7 +341,7 @@
         <w:t xml:space="preserve">Latest observation: </w:t>
       </w:r>
       <w:r>
-        <w:t>The final changed-source 120-second Full/STOP met bounded lifecycle acceptance: native exit zero, all 52 observed generations retired and unchanged source/preferences. Yet 17 workers were critical, 34 degraded, one failed and 69 sensor states unknown. Fresh status and paint followed the single Full invocation after about 60 seconds; this is a settling delay, not click latency. The earlier P0 native crash remains unresolved.</w:t>
+        <w:t>The latest changed-source Full/STOP met bounded lifecycle acceptance: native exit zero, all 48 observed generations retired and unchanged source/preferences. Yet 16 workers were critical, 35 degraded, one failed and 69 sensor states unknown. Full invoke returned in 125 ms; fresh status took 56.66 seconds to settle, not click latency. The earlier P0 native crash remains unresolved.</w:t>
       </w:r>
     </w:p>
     <w:p>
@@ -349,10 +349,10 @@
         <w:rPr>
           <w:b/>
         </w:rPr>
-        <w:t xml:space="preserve">Operational limits: </w:t>
+        <w:t xml:space="preserve">Current collector review: </w:t>
       </w:r>
       <w:r>
-        <w:t>Core and inventory CPU remained substantial; separate native requests had partial ordinary-user coverage and a changing-process profile was held. A batch-map improvement changed the private observer only. No product speedup, complete child discovery or all-detector pass follows. Retained historical diagnostics are not fresh collector verification.</w:t>
+        <w:t>Reviewed native AMD64/psutil 7.2.2 advisory birth maps retain fresh raw witnesses, two process objects and explicit loss. Checks passed 120 cases in the WER/context/fast-path cohort, 385 inventory cases and two Posture/AI advisory regressions. A held paired benchmark and separate partial candidate-only requests do not prove a causal speedup. Different live CPU contexts, incomplete short-lived-child coverage and unmeasured WER availability remain limits.</w:t>
       </w:r>
     </w:p>
     <w:p>
@@ -375,7 +375,7 @@
           <w:rPr>
             <w:color w:val="175A8E"/>
           </w:rPr>
-          <w:t>Sanitized follow-up evidence and remaining acceptance</w:t>
+          <w:t>Sanitized current inventory and WER evidence</w:t>
         </w:r>
       </w:hyperlink>
     </w:p>
@@ -530,7 +530,7 @@
         <w:t xml:space="preserve">Implemented mitigation: </w:t>
       </w:r>
       <w:r>
-        <w:t>A bounded fast path correlates creation and access observations with a current cached tuple of native-owned PID, birth, role and image context. Stronger correlation requires authenticated source identities/GUIDs. Watchdog/heartbeat state is tied to advancing exact-generation evidence rather than mere PID presence.</w:t>
+        <w:t>A bounded fast path correlates creation/access observations with cached native-owned PID, birth, role and image context. Cache acquisition precedes one shared admission/correlation clock; expiry, authentication and queue limits stay strict. Typed unavailable reasons retain legacy compatibility. Stronger correlation requires source identities/GUIDs; heartbeats require advancing exact-generation evidence.</w:t>
       </w:r>
     </w:p>
     <w:p>
@@ -552,7 +552,7 @@
         <w:t xml:space="preserve">Detector limits: </w:t>
       </w:r>
       <w:r>
-        <w:t>Dump parameters and suspend-capable access are precursors, not evidence that threads actually stopped. Missing process context remains a coverage gap. The earlier Full observation contained six intermittent owned-cache warnings with an unresolved exact cause; a ready inventory or fresh generic heartbeat is not proof of the cache lease at the relevant call.</w:t>
+        <w:t>Dump parameters and suspend-capable access do not prove threads stopped. The selected latest capture has no typed WER-cache/coverage receipt, so actual availability is unmeasured, not zero failures. Earlier intermittent cache-warning causes remain unresolved. A ready inventory or generic heartbeat does not prove the cache lease at the relevant call.</w:t>
       </w:r>
     </w:p>
     <w:p>
@@ -585,7 +585,7 @@
         <w:t xml:space="preserve">Priority next steps: </w:t>
       </w:r>
       <w:r>
-        <w:t>P1: complete the signed service deployment/acceptance path and determine certification feasibility. P2: expose bounded typed WER-cache failure/age diagnostics and test benign provider-loss/freeze detection in a disposable authorized environment, retaining the same identity checks.</w:t>
+        <w:t>P1: complete signed service acceptance and determine certification feasibility. P2: observe the implemented typed WER-cache diagnostics live, then test benign provider loss/freeze detection in a disposable authorized environment, retaining the same identity checks.</w:t>
       </w:r>
     </w:p>
     <w:p>

--- a/docs/releases/Angerona_1.15_Security_Patch_Summary.docx
+++ b/docs/releases/Angerona_1.15_Security_Patch_Summary.docx
@@ -341,7 +341,7 @@
         <w:t xml:space="preserve">Latest observation: </w:t>
       </w:r>
       <w:r>
-        <w:t>The latest changed-source Full/STOP met bounded lifecycle acceptance: native exit zero, all 48 observed generations retired and unchanged source/preferences. Yet 16 workers were critical, 35 degraded, one failed and 69 sensor states unknown. Full invoke returned in 125 ms; fresh status took 56.66 seconds to settle, not click latency. The earlier P0 native crash remains unresolved.</w:t>
+        <w:t>Latest Full/STOP met bounded lifecycle acceptance: native exit zero, all 53 observed generations retired and unchanged source/preferences. Yet 17 workers were critical, 34 degraded, one failed and 69 sensor states unknown. Of 56 copied WER views, 23 were admitted-at-last-check and 33 had expired leases; neither retained admission nor zero counters proves continuous coverage. Status settled after 58.45 seconds, not click latency. P0 remains unresolved; fresh fault-log capture was unavailable.</w:t>
       </w:r>
     </w:p>
     <w:p>
@@ -349,10 +349,10 @@
         <w:rPr>
           <w:b/>
         </w:rPr>
-        <w:t xml:space="preserve">Current collector review: </w:t>
+        <w:t xml:space="preserve">Current diagnostic review: </w:t>
       </w:r>
       <w:r>
-        <w:t>Reviewed native AMD64/psutil 7.2.2 advisory birth maps retain fresh raw witnesses, two process objects and explicit loss. Checks passed 120 cases in the WER/context/fast-path cohort, 385 inventory cases and two Posture/AI advisory regressions. A held paired benchmark and separate partial candidate-only requests do not prove a causal speedup. Different live CPU contexts, incomplete short-lived-child coverage and unmeasured WER availability remain limits.</w:t>
+        <w:t>Cached WER status performs no native/file/supplier query or lease extension; separately sampled fields are as of the getter, not one atomic receipt or current at file write. The source gate passed 244 cases with one skip. Partial thread sampling and worker labels do not isolate module cost or prove a speedup. A separate CI/retirement fixture cohort passed 121 cases; earlier gates and new hosted checks remain separate.</w:t>
       </w:r>
     </w:p>
     <w:p>
@@ -375,7 +375,7 @@
           <w:rPr>
             <w:color w:val="175A8E"/>
           </w:rPr>
-          <w:t>Sanitized current inventory and WER evidence</w:t>
+          <w:t>Sanitized current WER status and CI evidence</w:t>
         </w:r>
       </w:hyperlink>
     </w:p>
@@ -530,7 +530,7 @@
         <w:t xml:space="preserve">Implemented mitigation: </w:t>
       </w:r>
       <w:r>
-        <w:t>A bounded fast path correlates creation/access observations with cached native-owned PID, birth, role and image context. Cache acquisition precedes one shared admission/correlation clock; expiry, authentication and queue limits stay strict. Typed unavailable reasons retain legacy compatibility. Stronger correlation requires source identities/GUIDs; heartbeats require advancing exact-generation evidence.</w:t>
+        <w:t>A bounded fast path correlates creation/access observations with cached native-owned PID, birth, role and image context. One post-acquisition clock preserves strict expiry/authentication. Immutable cached admission, generation, expiry and loss diagnostics perform no supplier/native query or lease renewal. Stronger correlation requires source identities/GUIDs; heartbeats require exact-generation evidence.</w:t>
       </w:r>
     </w:p>
     <w:p>
@@ -552,7 +552,7 @@
         <w:t xml:space="preserve">Detector limits: </w:t>
       </w:r>
       <w:r>
-        <w:t>Dump parameters and suspend-capable access do not prove threads stopped. The selected latest capture has no typed WER-cache/coverage receipt, so actual availability is unmeasured, not zero failures. Earlier intermittent cache-warning causes remain unresolved. A ready inventory or generic heartbeat does not prove the cache lease at the relevant call.</w:t>
+        <w:t>Dump parameters and suspend-capable access do not prove threads stopped. Getter-time copied admission can expire before reading; fields are not one atomic process/queue receipt. Upstream delivery stays unverified. Copied zero-loss counters do not prove continuous availability or prevention. Historical cache-warning causes remain unresolved.</w:t>
       </w:r>
     </w:p>
     <w:p>
@@ -585,7 +585,7 @@
         <w:t xml:space="preserve">Priority next steps: </w:t>
       </w:r>
       <w:r>
-        <w:t>P1: complete signed service acceptance and determine certification feasibility. P2: observe the implemented typed WER-cache diagnostics live, then test benign provider loss/freeze detection in a disposable authorized environment, retaining the same identity checks.</w:t>
+        <w:t>P1: complete signed service acceptance and determine certification feasibility. P2: investigate measured lease-expiry gaps without extending trust, then test benign provider loss/freeze detection in a disposable authorized environment with unchanged identity checks.</w:t>
       </w:r>
     </w:p>
     <w:p>
